--- a/docs/api.docx
+++ b/docs/api.docx
@@ -7,7 +7,7 @@
         <w:pStyle w:val="Title"/>
       </w:pPr>
       <w:r>
-        <w:t>Kserver API API Documentation</w:t>
+        <w:t>Kserver API Documentation</w:t>
       </w:r>
     </w:p>
     <w:p>
@@ -390,13 +390,15 @@
         <w:tblLook w:firstColumn="1" w:firstRow="1" w:lastColumn="0" w:lastRow="0" w:noHBand="0" w:noVBand="1" w:val="04A0"/>
       </w:tblPr>
       <w:tblGrid>
-        <w:gridCol w:w="4320"/>
-        <w:gridCol w:w="4320"/>
+        <w:gridCol w:w="2160"/>
+        <w:gridCol w:w="2160"/>
+        <w:gridCol w:w="2160"/>
+        <w:gridCol w:w="2160"/>
       </w:tblGrid>
       <w:tr>
         <w:tc>
           <w:tcPr>
-            <w:tcW w:type="dxa" w:w="4320"/>
+            <w:tcW w:type="dxa" w:w="2160"/>
             <w:shd w:fill="D3D3D3"/>
           </w:tcPr>
           <w:p>
@@ -407,12 +409,34 @@
         </w:tc>
         <w:tc>
           <w:tcPr>
-            <w:tcW w:type="dxa" w:w="4320"/>
+            <w:tcW w:type="dxa" w:w="2160"/>
             <w:shd w:fill="D3D3D3"/>
           </w:tcPr>
           <w:p>
             <w:r>
               <w:t>Type</w:t>
+            </w:r>
+          </w:p>
+        </w:tc>
+        <w:tc>
+          <w:tcPr>
+            <w:tcW w:type="dxa" w:w="2160"/>
+            <w:shd w:fill="D3D3D3"/>
+          </w:tcPr>
+          <w:p>
+            <w:r>
+              <w:t>Description</w:t>
+            </w:r>
+          </w:p>
+        </w:tc>
+        <w:tc>
+          <w:tcPr>
+            <w:tcW w:type="dxa" w:w="2160"/>
+            <w:shd w:fill="D3D3D3"/>
+          </w:tcPr>
+          <w:p>
+            <w:r>
+              <w:t>Example</w:t>
             </w:r>
           </w:p>
         </w:tc>
@@ -420,7 +444,7 @@
       <w:tr>
         <w:tc>
           <w:tcPr>
-            <w:tcW w:type="dxa" w:w="4320"/>
+            <w:tcW w:type="dxa" w:w="2160"/>
           </w:tcPr>
           <w:p>
             <w:r>
@@ -430,11 +454,31 @@
         </w:tc>
         <w:tc>
           <w:tcPr>
-            <w:tcW w:type="dxa" w:w="4320"/>
+            <w:tcW w:type="dxa" w:w="2160"/>
           </w:tcPr>
           <w:p>
             <w:r>
               <w:t>string</w:t>
+            </w:r>
+          </w:p>
+        </w:tc>
+        <w:tc>
+          <w:tcPr>
+            <w:tcW w:type="dxa" w:w="2160"/>
+          </w:tcPr>
+          <w:p>
+            <w:r>
+              <w:t>N/A</w:t>
+            </w:r>
+          </w:p>
+        </w:tc>
+        <w:tc>
+          <w:tcPr>
+            <w:tcW w:type="dxa" w:w="2160"/>
+          </w:tcPr>
+          <w:p>
+            <w:r>
+              <w:t>OK</w:t>
             </w:r>
           </w:p>
         </w:tc>
@@ -442,7 +486,7 @@
       <w:tr>
         <w:tc>
           <w:tcPr>
-            <w:tcW w:type="dxa" w:w="4320"/>
+            <w:tcW w:type="dxa" w:w="2160"/>
           </w:tcPr>
           <w:p>
             <w:r>
@@ -452,11 +496,115 @@
         </w:tc>
         <w:tc>
           <w:tcPr>
-            <w:tcW w:type="dxa" w:w="4320"/>
-          </w:tcPr>
-          <w:p>
-            <w:r>
-              <w:t>object</w:t>
+            <w:tcW w:type="dxa" w:w="2160"/>
+          </w:tcPr>
+          <w:p>
+            <w:r>
+              <w:t>Object</w:t>
+            </w:r>
+          </w:p>
+        </w:tc>
+        <w:tc>
+          <w:tcPr>
+            <w:tcW w:type="dxa" w:w="2160"/>
+          </w:tcPr>
+          <w:p>
+            <w:r>
+              <w:t>N/A</w:t>
+            </w:r>
+          </w:p>
+        </w:tc>
+        <w:tc>
+          <w:tcPr>
+            <w:tcW w:type="dxa" w:w="2160"/>
+          </w:tcPr>
+          <w:p>
+            <w:r>
+              <w:t>N/A</w:t>
+            </w:r>
+          </w:p>
+        </w:tc>
+      </w:tr>
+      <w:tr>
+        <w:tc>
+          <w:tcPr>
+            <w:tcW w:type="dxa" w:w="2160"/>
+          </w:tcPr>
+          <w:p>
+            <w:r>
+              <w:t>data.machine</w:t>
+            </w:r>
+          </w:p>
+        </w:tc>
+        <w:tc>
+          <w:tcPr>
+            <w:tcW w:type="dxa" w:w="2160"/>
+          </w:tcPr>
+          <w:p>
+            <w:r>
+              <w:t>string</w:t>
+            </w:r>
+          </w:p>
+        </w:tc>
+        <w:tc>
+          <w:tcPr>
+            <w:tcW w:type="dxa" w:w="2160"/>
+          </w:tcPr>
+          <w:p>
+            <w:r>
+              <w:t>N/A</w:t>
+            </w:r>
+          </w:p>
+        </w:tc>
+        <w:tc>
+          <w:tcPr>
+            <w:tcW w:type="dxa" w:w="2160"/>
+          </w:tcPr>
+          <w:p>
+            <w:r>
+              <w:t>f526255265340d994510f8d1652e1eb1</w:t>
+            </w:r>
+          </w:p>
+        </w:tc>
+      </w:tr>
+      <w:tr>
+        <w:tc>
+          <w:tcPr>
+            <w:tcW w:type="dxa" w:w="2160"/>
+          </w:tcPr>
+          <w:p>
+            <w:r>
+              <w:t>data.username</w:t>
+            </w:r>
+          </w:p>
+        </w:tc>
+        <w:tc>
+          <w:tcPr>
+            <w:tcW w:type="dxa" w:w="2160"/>
+          </w:tcPr>
+          <w:p>
+            <w:r>
+              <w:t>string</w:t>
+            </w:r>
+          </w:p>
+        </w:tc>
+        <w:tc>
+          <w:tcPr>
+            <w:tcW w:type="dxa" w:w="2160"/>
+          </w:tcPr>
+          <w:p>
+            <w:r>
+              <w:t>N/A</w:t>
+            </w:r>
+          </w:p>
+        </w:tc>
+        <w:tc>
+          <w:tcPr>
+            <w:tcW w:type="dxa" w:w="2160"/>
+          </w:tcPr>
+          <w:p>
+            <w:r>
+              <w:t>13989701110</w:t>
             </w:r>
           </w:p>
         </w:tc>
@@ -478,13 +626,15 @@
         <w:tblLook w:firstColumn="1" w:firstRow="1" w:lastColumn="0" w:lastRow="0" w:noHBand="0" w:noVBand="1" w:val="04A0"/>
       </w:tblPr>
       <w:tblGrid>
-        <w:gridCol w:w="4320"/>
-        <w:gridCol w:w="4320"/>
+        <w:gridCol w:w="2160"/>
+        <w:gridCol w:w="2160"/>
+        <w:gridCol w:w="2160"/>
+        <w:gridCol w:w="2160"/>
       </w:tblGrid>
       <w:tr>
         <w:tc>
           <w:tcPr>
-            <w:tcW w:type="dxa" w:w="4320"/>
+            <w:tcW w:type="dxa" w:w="2160"/>
             <w:shd w:fill="D3D3D3"/>
           </w:tcPr>
           <w:p>
@@ -495,12 +645,34 @@
         </w:tc>
         <w:tc>
           <w:tcPr>
-            <w:tcW w:type="dxa" w:w="4320"/>
+            <w:tcW w:type="dxa" w:w="2160"/>
             <w:shd w:fill="D3D3D3"/>
           </w:tcPr>
           <w:p>
             <w:r>
               <w:t>Type</w:t>
+            </w:r>
+          </w:p>
+        </w:tc>
+        <w:tc>
+          <w:tcPr>
+            <w:tcW w:type="dxa" w:w="2160"/>
+            <w:shd w:fill="D3D3D3"/>
+          </w:tcPr>
+          <w:p>
+            <w:r>
+              <w:t>Description</w:t>
+            </w:r>
+          </w:p>
+        </w:tc>
+        <w:tc>
+          <w:tcPr>
+            <w:tcW w:type="dxa" w:w="2160"/>
+            <w:shd w:fill="D3D3D3"/>
+          </w:tcPr>
+          <w:p>
+            <w:r>
+              <w:t>Example</w:t>
             </w:r>
           </w:p>
         </w:tc>
@@ -508,7 +680,7 @@
       <w:tr>
         <w:tc>
           <w:tcPr>
-            <w:tcW w:type="dxa" w:w="4320"/>
+            <w:tcW w:type="dxa" w:w="2160"/>
           </w:tcPr>
           <w:p>
             <w:r>
@@ -518,11 +690,31 @@
         </w:tc>
         <w:tc>
           <w:tcPr>
-            <w:tcW w:type="dxa" w:w="4320"/>
+            <w:tcW w:type="dxa" w:w="2160"/>
           </w:tcPr>
           <w:p>
             <w:r>
               <w:t>string</w:t>
+            </w:r>
+          </w:p>
+        </w:tc>
+        <w:tc>
+          <w:tcPr>
+            <w:tcW w:type="dxa" w:w="2160"/>
+          </w:tcPr>
+          <w:p>
+            <w:r>
+              <w:t>N/A</w:t>
+            </w:r>
+          </w:p>
+        </w:tc>
+        <w:tc>
+          <w:tcPr>
+            <w:tcW w:type="dxa" w:w="2160"/>
+          </w:tcPr>
+          <w:p>
+            <w:r>
+              <w:t>FAIL</w:t>
             </w:r>
           </w:p>
         </w:tc>
@@ -749,6 +941,48 @@
           </w:tcPr>
           <w:p>
             <w:r>
+              <w:t>sourceFileName</w:t>
+            </w:r>
+          </w:p>
+        </w:tc>
+        <w:tc>
+          <w:tcPr>
+            <w:tcW w:type="dxa" w:w="2160"/>
+          </w:tcPr>
+          <w:p>
+            <w:r>
+              <w:t>string</w:t>
+            </w:r>
+          </w:p>
+        </w:tc>
+        <w:tc>
+          <w:tcPr>
+            <w:tcW w:type="dxa" w:w="2160"/>
+          </w:tcPr>
+          <w:p>
+            <w:r>
+              <w:t>源文件名</w:t>
+            </w:r>
+          </w:p>
+        </w:tc>
+        <w:tc>
+          <w:tcPr>
+            <w:tcW w:type="dxa" w:w="2160"/>
+          </w:tcPr>
+          <w:p>
+            <w:r>
+              <w:t>No</w:t>
+            </w:r>
+          </w:p>
+        </w:tc>
+      </w:tr>
+      <w:tr>
+        <w:tc>
+          <w:tcPr>
+            <w:tcW w:type="dxa" w:w="2160"/>
+          </w:tcPr>
+          <w:p>
+            <w:r>
               <w:t>machine</w:t>
             </w:r>
           </w:p>
@@ -809,13 +1043,15 @@
         <w:tblLook w:firstColumn="1" w:firstRow="1" w:lastColumn="0" w:lastRow="0" w:noHBand="0" w:noVBand="1" w:val="04A0"/>
       </w:tblPr>
       <w:tblGrid>
-        <w:gridCol w:w="4320"/>
-        <w:gridCol w:w="4320"/>
+        <w:gridCol w:w="2160"/>
+        <w:gridCol w:w="2160"/>
+        <w:gridCol w:w="2160"/>
+        <w:gridCol w:w="2160"/>
       </w:tblGrid>
       <w:tr>
         <w:tc>
           <w:tcPr>
-            <w:tcW w:type="dxa" w:w="4320"/>
+            <w:tcW w:type="dxa" w:w="2160"/>
             <w:shd w:fill="D3D3D3"/>
           </w:tcPr>
           <w:p>
@@ -826,12 +1062,34 @@
         </w:tc>
         <w:tc>
           <w:tcPr>
-            <w:tcW w:type="dxa" w:w="4320"/>
+            <w:tcW w:type="dxa" w:w="2160"/>
             <w:shd w:fill="D3D3D3"/>
           </w:tcPr>
           <w:p>
             <w:r>
               <w:t>Type</w:t>
+            </w:r>
+          </w:p>
+        </w:tc>
+        <w:tc>
+          <w:tcPr>
+            <w:tcW w:type="dxa" w:w="2160"/>
+            <w:shd w:fill="D3D3D3"/>
+          </w:tcPr>
+          <w:p>
+            <w:r>
+              <w:t>Description</w:t>
+            </w:r>
+          </w:p>
+        </w:tc>
+        <w:tc>
+          <w:tcPr>
+            <w:tcW w:type="dxa" w:w="2160"/>
+            <w:shd w:fill="D3D3D3"/>
+          </w:tcPr>
+          <w:p>
+            <w:r>
+              <w:t>Example</w:t>
             </w:r>
           </w:p>
         </w:tc>
@@ -839,7 +1097,7 @@
       <w:tr>
         <w:tc>
           <w:tcPr>
-            <w:tcW w:type="dxa" w:w="4320"/>
+            <w:tcW w:type="dxa" w:w="2160"/>
           </w:tcPr>
           <w:p>
             <w:r>
@@ -849,11 +1107,31 @@
         </w:tc>
         <w:tc>
           <w:tcPr>
-            <w:tcW w:type="dxa" w:w="4320"/>
+            <w:tcW w:type="dxa" w:w="2160"/>
           </w:tcPr>
           <w:p>
             <w:r>
               <w:t>string</w:t>
+            </w:r>
+          </w:p>
+        </w:tc>
+        <w:tc>
+          <w:tcPr>
+            <w:tcW w:type="dxa" w:w="2160"/>
+          </w:tcPr>
+          <w:p>
+            <w:r>
+              <w:t>N/A</w:t>
+            </w:r>
+          </w:p>
+        </w:tc>
+        <w:tc>
+          <w:tcPr>
+            <w:tcW w:type="dxa" w:w="2160"/>
+          </w:tcPr>
+          <w:p>
+            <w:r>
+              <w:t>OK</w:t>
             </w:r>
           </w:p>
         </w:tc>
@@ -875,13 +1153,15 @@
         <w:tblLook w:firstColumn="1" w:firstRow="1" w:lastColumn="0" w:lastRow="0" w:noHBand="0" w:noVBand="1" w:val="04A0"/>
       </w:tblPr>
       <w:tblGrid>
-        <w:gridCol w:w="4320"/>
-        <w:gridCol w:w="4320"/>
+        <w:gridCol w:w="2160"/>
+        <w:gridCol w:w="2160"/>
+        <w:gridCol w:w="2160"/>
+        <w:gridCol w:w="2160"/>
       </w:tblGrid>
       <w:tr>
         <w:tc>
           <w:tcPr>
-            <w:tcW w:type="dxa" w:w="4320"/>
+            <w:tcW w:type="dxa" w:w="2160"/>
             <w:shd w:fill="D3D3D3"/>
           </w:tcPr>
           <w:p>
@@ -892,12 +1172,34 @@
         </w:tc>
         <w:tc>
           <w:tcPr>
-            <w:tcW w:type="dxa" w:w="4320"/>
+            <w:tcW w:type="dxa" w:w="2160"/>
             <w:shd w:fill="D3D3D3"/>
           </w:tcPr>
           <w:p>
             <w:r>
               <w:t>Type</w:t>
+            </w:r>
+          </w:p>
+        </w:tc>
+        <w:tc>
+          <w:tcPr>
+            <w:tcW w:type="dxa" w:w="2160"/>
+            <w:shd w:fill="D3D3D3"/>
+          </w:tcPr>
+          <w:p>
+            <w:r>
+              <w:t>Description</w:t>
+            </w:r>
+          </w:p>
+        </w:tc>
+        <w:tc>
+          <w:tcPr>
+            <w:tcW w:type="dxa" w:w="2160"/>
+            <w:shd w:fill="D3D3D3"/>
+          </w:tcPr>
+          <w:p>
+            <w:r>
+              <w:t>Example</w:t>
             </w:r>
           </w:p>
         </w:tc>
@@ -905,7 +1207,7 @@
       <w:tr>
         <w:tc>
           <w:tcPr>
-            <w:tcW w:type="dxa" w:w="4320"/>
+            <w:tcW w:type="dxa" w:w="2160"/>
           </w:tcPr>
           <w:p>
             <w:r>
@@ -915,11 +1217,31 @@
         </w:tc>
         <w:tc>
           <w:tcPr>
-            <w:tcW w:type="dxa" w:w="4320"/>
+            <w:tcW w:type="dxa" w:w="2160"/>
           </w:tcPr>
           <w:p>
             <w:r>
               <w:t>string</w:t>
+            </w:r>
+          </w:p>
+        </w:tc>
+        <w:tc>
+          <w:tcPr>
+            <w:tcW w:type="dxa" w:w="2160"/>
+          </w:tcPr>
+          <w:p>
+            <w:r>
+              <w:t>N/A</w:t>
+            </w:r>
+          </w:p>
+        </w:tc>
+        <w:tc>
+          <w:tcPr>
+            <w:tcW w:type="dxa" w:w="2160"/>
+          </w:tcPr>
+          <w:p>
+            <w:r>
+              <w:t>FAIL</w:t>
             </w:r>
           </w:p>
         </w:tc>
@@ -1164,13 +1486,15 @@
         <w:tblLook w:firstColumn="1" w:firstRow="1" w:lastColumn="0" w:lastRow="0" w:noHBand="0" w:noVBand="1" w:val="04A0"/>
       </w:tblPr>
       <w:tblGrid>
-        <w:gridCol w:w="4320"/>
-        <w:gridCol w:w="4320"/>
+        <w:gridCol w:w="2160"/>
+        <w:gridCol w:w="2160"/>
+        <w:gridCol w:w="2160"/>
+        <w:gridCol w:w="2160"/>
       </w:tblGrid>
       <w:tr>
         <w:tc>
           <w:tcPr>
-            <w:tcW w:type="dxa" w:w="4320"/>
+            <w:tcW w:type="dxa" w:w="2160"/>
             <w:shd w:fill="D3D3D3"/>
           </w:tcPr>
           <w:p>
@@ -1181,12 +1505,34 @@
         </w:tc>
         <w:tc>
           <w:tcPr>
-            <w:tcW w:type="dxa" w:w="4320"/>
+            <w:tcW w:type="dxa" w:w="2160"/>
             <w:shd w:fill="D3D3D3"/>
           </w:tcPr>
           <w:p>
             <w:r>
               <w:t>Type</w:t>
+            </w:r>
+          </w:p>
+        </w:tc>
+        <w:tc>
+          <w:tcPr>
+            <w:tcW w:type="dxa" w:w="2160"/>
+            <w:shd w:fill="D3D3D3"/>
+          </w:tcPr>
+          <w:p>
+            <w:r>
+              <w:t>Description</w:t>
+            </w:r>
+          </w:p>
+        </w:tc>
+        <w:tc>
+          <w:tcPr>
+            <w:tcW w:type="dxa" w:w="2160"/>
+            <w:shd w:fill="D3D3D3"/>
+          </w:tcPr>
+          <w:p>
+            <w:r>
+              <w:t>Example</w:t>
             </w:r>
           </w:p>
         </w:tc>
@@ -1194,7 +1540,7 @@
       <w:tr>
         <w:tc>
           <w:tcPr>
-            <w:tcW w:type="dxa" w:w="4320"/>
+            <w:tcW w:type="dxa" w:w="2160"/>
           </w:tcPr>
           <w:p>
             <w:r>
@@ -1204,11 +1550,31 @@
         </w:tc>
         <w:tc>
           <w:tcPr>
-            <w:tcW w:type="dxa" w:w="4320"/>
+            <w:tcW w:type="dxa" w:w="2160"/>
           </w:tcPr>
           <w:p>
             <w:r>
               <w:t>integer</w:t>
+            </w:r>
+          </w:p>
+        </w:tc>
+        <w:tc>
+          <w:tcPr>
+            <w:tcW w:type="dxa" w:w="2160"/>
+          </w:tcPr>
+          <w:p>
+            <w:r>
+              <w:t>游标，如果数据查询完成则为0，如果不为0继续调用此接口查询，同时将上次的游标数据传给请求数据的page变量</w:t>
+            </w:r>
+          </w:p>
+        </w:tc>
+        <w:tc>
+          <w:tcPr>
+            <w:tcW w:type="dxa" w:w="2160"/>
+          </w:tcPr>
+          <w:p>
+            <w:r>
+              <w:t>0</w:t>
             </w:r>
           </w:p>
         </w:tc>
@@ -1216,7 +1582,7 @@
       <w:tr>
         <w:tc>
           <w:tcPr>
-            <w:tcW w:type="dxa" w:w="4320"/>
+            <w:tcW w:type="dxa" w:w="2160"/>
           </w:tcPr>
           <w:p>
             <w:r>
@@ -1226,11 +1592,367 @@
         </w:tc>
         <w:tc>
           <w:tcPr>
-            <w:tcW w:type="dxa" w:w="4320"/>
-          </w:tcPr>
-          <w:p>
-            <w:r>
-              <w:t>array</w:t>
+            <w:tcW w:type="dxa" w:w="2160"/>
+          </w:tcPr>
+          <w:p>
+            <w:r>
+              <w:t>Array of object</w:t>
+            </w:r>
+          </w:p>
+        </w:tc>
+        <w:tc>
+          <w:tcPr>
+            <w:tcW w:type="dxa" w:w="2160"/>
+          </w:tcPr>
+          <w:p>
+            <w:r>
+              <w:t>N/A</w:t>
+            </w:r>
+          </w:p>
+        </w:tc>
+        <w:tc>
+          <w:tcPr>
+            <w:tcW w:type="dxa" w:w="2160"/>
+          </w:tcPr>
+          <w:p>
+            <w:r>
+              <w:t>N/A</w:t>
+            </w:r>
+          </w:p>
+        </w:tc>
+      </w:tr>
+      <w:tr>
+        <w:tc>
+          <w:tcPr>
+            <w:tcW w:type="dxa" w:w="2160"/>
+          </w:tcPr>
+          <w:p>
+            <w:r>
+              <w:t>data.machine</w:t>
+            </w:r>
+          </w:p>
+        </w:tc>
+        <w:tc>
+          <w:tcPr>
+            <w:tcW w:type="dxa" w:w="2160"/>
+          </w:tcPr>
+          <w:p>
+            <w:r>
+              <w:t>string</w:t>
+            </w:r>
+          </w:p>
+        </w:tc>
+        <w:tc>
+          <w:tcPr>
+            <w:tcW w:type="dxa" w:w="2160"/>
+          </w:tcPr>
+          <w:p>
+            <w:r>
+              <w:t>N/A</w:t>
+            </w:r>
+          </w:p>
+        </w:tc>
+        <w:tc>
+          <w:tcPr>
+            <w:tcW w:type="dxa" w:w="2160"/>
+          </w:tcPr>
+          <w:p>
+            <w:r>
+              <w:t>uuid</w:t>
+            </w:r>
+          </w:p>
+        </w:tc>
+      </w:tr>
+      <w:tr>
+        <w:tc>
+          <w:tcPr>
+            <w:tcW w:type="dxa" w:w="2160"/>
+          </w:tcPr>
+          <w:p>
+            <w:r>
+              <w:t>data.fileuuid</w:t>
+            </w:r>
+          </w:p>
+        </w:tc>
+        <w:tc>
+          <w:tcPr>
+            <w:tcW w:type="dxa" w:w="2160"/>
+          </w:tcPr>
+          <w:p>
+            <w:r>
+              <w:t>string</w:t>
+            </w:r>
+          </w:p>
+        </w:tc>
+        <w:tc>
+          <w:tcPr>
+            <w:tcW w:type="dxa" w:w="2160"/>
+          </w:tcPr>
+          <w:p>
+            <w:r>
+              <w:t>N/A</w:t>
+            </w:r>
+          </w:p>
+        </w:tc>
+        <w:tc>
+          <w:tcPr>
+            <w:tcW w:type="dxa" w:w="2160"/>
+          </w:tcPr>
+          <w:p>
+            <w:r>
+              <w:t>fileuuid</w:t>
+            </w:r>
+          </w:p>
+        </w:tc>
+      </w:tr>
+      <w:tr>
+        <w:tc>
+          <w:tcPr>
+            <w:tcW w:type="dxa" w:w="2160"/>
+          </w:tcPr>
+          <w:p>
+            <w:r>
+              <w:t>data.filename</w:t>
+            </w:r>
+          </w:p>
+        </w:tc>
+        <w:tc>
+          <w:tcPr>
+            <w:tcW w:type="dxa" w:w="2160"/>
+          </w:tcPr>
+          <w:p>
+            <w:r>
+              <w:t>string</w:t>
+            </w:r>
+          </w:p>
+        </w:tc>
+        <w:tc>
+          <w:tcPr>
+            <w:tcW w:type="dxa" w:w="2160"/>
+          </w:tcPr>
+          <w:p>
+            <w:r>
+              <w:t>N/A</w:t>
+            </w:r>
+          </w:p>
+        </w:tc>
+        <w:tc>
+          <w:tcPr>
+            <w:tcW w:type="dxa" w:w="2160"/>
+          </w:tcPr>
+          <w:p>
+            <w:r>
+              <w:t>file1</w:t>
+            </w:r>
+          </w:p>
+        </w:tc>
+      </w:tr>
+      <w:tr>
+        <w:tc>
+          <w:tcPr>
+            <w:tcW w:type="dxa" w:w="2160"/>
+          </w:tcPr>
+          <w:p>
+            <w:r>
+              <w:t>data.filepath</w:t>
+            </w:r>
+          </w:p>
+        </w:tc>
+        <w:tc>
+          <w:tcPr>
+            <w:tcW w:type="dxa" w:w="2160"/>
+          </w:tcPr>
+          <w:p>
+            <w:r>
+              <w:t>string</w:t>
+            </w:r>
+          </w:p>
+        </w:tc>
+        <w:tc>
+          <w:tcPr>
+            <w:tcW w:type="dxa" w:w="2160"/>
+          </w:tcPr>
+          <w:p>
+            <w:r>
+              <w:t>N/A</w:t>
+            </w:r>
+          </w:p>
+        </w:tc>
+        <w:tc>
+          <w:tcPr>
+            <w:tcW w:type="dxa" w:w="2160"/>
+          </w:tcPr>
+          <w:p>
+            <w:r>
+              <w:t>/path/to/file1.txt</w:t>
+            </w:r>
+          </w:p>
+        </w:tc>
+      </w:tr>
+      <w:tr>
+        <w:tc>
+          <w:tcPr>
+            <w:tcW w:type="dxa" w:w="2160"/>
+          </w:tcPr>
+          <w:p>
+            <w:r>
+              <w:t>data.username</w:t>
+            </w:r>
+          </w:p>
+        </w:tc>
+        <w:tc>
+          <w:tcPr>
+            <w:tcW w:type="dxa" w:w="2160"/>
+          </w:tcPr>
+          <w:p>
+            <w:r>
+              <w:t>string</w:t>
+            </w:r>
+          </w:p>
+        </w:tc>
+        <w:tc>
+          <w:tcPr>
+            <w:tcW w:type="dxa" w:w="2160"/>
+          </w:tcPr>
+          <w:p>
+            <w:r>
+              <w:t>N/A</w:t>
+            </w:r>
+          </w:p>
+        </w:tc>
+        <w:tc>
+          <w:tcPr>
+            <w:tcW w:type="dxa" w:w="2160"/>
+          </w:tcPr>
+          <w:p>
+            <w:r>
+              <w:t>user</w:t>
+            </w:r>
+          </w:p>
+        </w:tc>
+      </w:tr>
+      <w:tr>
+        <w:tc>
+          <w:tcPr>
+            <w:tcW w:type="dxa" w:w="2160"/>
+          </w:tcPr>
+          <w:p>
+            <w:r>
+              <w:t>data.time</w:t>
+            </w:r>
+          </w:p>
+        </w:tc>
+        <w:tc>
+          <w:tcPr>
+            <w:tcW w:type="dxa" w:w="2160"/>
+          </w:tcPr>
+          <w:p>
+            <w:r>
+              <w:t>string</w:t>
+            </w:r>
+          </w:p>
+        </w:tc>
+        <w:tc>
+          <w:tcPr>
+            <w:tcW w:type="dxa" w:w="2160"/>
+          </w:tcPr>
+          <w:p>
+            <w:r>
+              <w:t>N/A</w:t>
+            </w:r>
+          </w:p>
+        </w:tc>
+        <w:tc>
+          <w:tcPr>
+            <w:tcW w:type="dxa" w:w="2160"/>
+          </w:tcPr>
+          <w:p>
+            <w:r>
+              <w:t>2024-05-23</w:t>
+            </w:r>
+          </w:p>
+        </w:tc>
+      </w:tr>
+      <w:tr>
+        <w:tc>
+          <w:tcPr>
+            <w:tcW w:type="dxa" w:w="2160"/>
+          </w:tcPr>
+          <w:p>
+            <w:r>
+              <w:t>data.sourceFileName</w:t>
+            </w:r>
+          </w:p>
+        </w:tc>
+        <w:tc>
+          <w:tcPr>
+            <w:tcW w:type="dxa" w:w="2160"/>
+          </w:tcPr>
+          <w:p>
+            <w:r>
+              <w:t>string</w:t>
+            </w:r>
+          </w:p>
+        </w:tc>
+        <w:tc>
+          <w:tcPr>
+            <w:tcW w:type="dxa" w:w="2160"/>
+          </w:tcPr>
+          <w:p>
+            <w:r>
+              <w:t>源文件名</w:t>
+            </w:r>
+          </w:p>
+        </w:tc>
+        <w:tc>
+          <w:tcPr>
+            <w:tcW w:type="dxa" w:w="2160"/>
+          </w:tcPr>
+          <w:p>
+            <w:r>
+              <w:t>example.txt</w:t>
+            </w:r>
+          </w:p>
+        </w:tc>
+      </w:tr>
+      <w:tr>
+        <w:tc>
+          <w:tcPr>
+            <w:tcW w:type="dxa" w:w="2160"/>
+          </w:tcPr>
+          <w:p>
+            <w:r>
+              <w:t>data.action</w:t>
+            </w:r>
+          </w:p>
+        </w:tc>
+        <w:tc>
+          <w:tcPr>
+            <w:tcW w:type="dxa" w:w="2160"/>
+          </w:tcPr>
+          <w:p>
+            <w:r>
+              <w:t>integer</w:t>
+            </w:r>
+          </w:p>
+        </w:tc>
+        <w:tc>
+          <w:tcPr>
+            <w:tcW w:type="dxa" w:w="2160"/>
+          </w:tcPr>
+          <w:p>
+            <w:r>
+              <w:t>溯源类型由客户端定义(如果是1代表申请，2代表授权)</w:t>
+            </w:r>
+          </w:p>
+        </w:tc>
+        <w:tc>
+          <w:tcPr>
+            <w:tcW w:type="dxa" w:w="2160"/>
+          </w:tcPr>
+          <w:p>
+            <w:r>
+              <w:t>0</w:t>
             </w:r>
           </w:p>
         </w:tc>
@@ -1252,13 +1974,15 @@
         <w:tblLook w:firstColumn="1" w:firstRow="1" w:lastColumn="0" w:lastRow="0" w:noHBand="0" w:noVBand="1" w:val="04A0"/>
       </w:tblPr>
       <w:tblGrid>
-        <w:gridCol w:w="4320"/>
-        <w:gridCol w:w="4320"/>
+        <w:gridCol w:w="2160"/>
+        <w:gridCol w:w="2160"/>
+        <w:gridCol w:w="2160"/>
+        <w:gridCol w:w="2160"/>
       </w:tblGrid>
       <w:tr>
         <w:tc>
           <w:tcPr>
-            <w:tcW w:type="dxa" w:w="4320"/>
+            <w:tcW w:type="dxa" w:w="2160"/>
             <w:shd w:fill="D3D3D3"/>
           </w:tcPr>
           <w:p>
@@ -1269,12 +1993,34 @@
         </w:tc>
         <w:tc>
           <w:tcPr>
-            <w:tcW w:type="dxa" w:w="4320"/>
+            <w:tcW w:type="dxa" w:w="2160"/>
             <w:shd w:fill="D3D3D3"/>
           </w:tcPr>
           <w:p>
             <w:r>
               <w:t>Type</w:t>
+            </w:r>
+          </w:p>
+        </w:tc>
+        <w:tc>
+          <w:tcPr>
+            <w:tcW w:type="dxa" w:w="2160"/>
+            <w:shd w:fill="D3D3D3"/>
+          </w:tcPr>
+          <w:p>
+            <w:r>
+              <w:t>Description</w:t>
+            </w:r>
+          </w:p>
+        </w:tc>
+        <w:tc>
+          <w:tcPr>
+            <w:tcW w:type="dxa" w:w="2160"/>
+            <w:shd w:fill="D3D3D3"/>
+          </w:tcPr>
+          <w:p>
+            <w:r>
+              <w:t>Example</w:t>
             </w:r>
           </w:p>
         </w:tc>
@@ -1282,7 +2028,7 @@
       <w:tr>
         <w:tc>
           <w:tcPr>
-            <w:tcW w:type="dxa" w:w="4320"/>
+            <w:tcW w:type="dxa" w:w="2160"/>
           </w:tcPr>
           <w:p>
             <w:r>
@@ -1292,11 +2038,31 @@
         </w:tc>
         <w:tc>
           <w:tcPr>
-            <w:tcW w:type="dxa" w:w="4320"/>
+            <w:tcW w:type="dxa" w:w="2160"/>
           </w:tcPr>
           <w:p>
             <w:r>
               <w:t>string</w:t>
+            </w:r>
+          </w:p>
+        </w:tc>
+        <w:tc>
+          <w:tcPr>
+            <w:tcW w:type="dxa" w:w="2160"/>
+          </w:tcPr>
+          <w:p>
+            <w:r>
+              <w:t>N/A</w:t>
+            </w:r>
+          </w:p>
+        </w:tc>
+        <w:tc>
+          <w:tcPr>
+            <w:tcW w:type="dxa" w:w="2160"/>
+          </w:tcPr>
+          <w:p>
+            <w:r>
+              <w:t>FAIL</w:t>
             </w:r>
           </w:p>
         </w:tc>
@@ -1649,6 +2415,48 @@
           </w:tcPr>
           <w:p>
             <w:r>
+              <w:t>sourceFileName</w:t>
+            </w:r>
+          </w:p>
+        </w:tc>
+        <w:tc>
+          <w:tcPr>
+            <w:tcW w:type="dxa" w:w="2160"/>
+          </w:tcPr>
+          <w:p>
+            <w:r>
+              <w:t>string</w:t>
+            </w:r>
+          </w:p>
+        </w:tc>
+        <w:tc>
+          <w:tcPr>
+            <w:tcW w:type="dxa" w:w="2160"/>
+          </w:tcPr>
+          <w:p>
+            <w:r>
+              <w:t>源文件名</w:t>
+            </w:r>
+          </w:p>
+        </w:tc>
+        <w:tc>
+          <w:tcPr>
+            <w:tcW w:type="dxa" w:w="2160"/>
+          </w:tcPr>
+          <w:p>
+            <w:r>
+              <w:t>Yes</w:t>
+            </w:r>
+          </w:p>
+        </w:tc>
+      </w:tr>
+      <w:tr>
+        <w:tc>
+          <w:tcPr>
+            <w:tcW w:type="dxa" w:w="2160"/>
+          </w:tcPr>
+          <w:p>
+            <w:r>
               <w:t>action</w:t>
             </w:r>
           </w:p>
@@ -1709,13 +2517,15 @@
         <w:tblLook w:firstColumn="1" w:firstRow="1" w:lastColumn="0" w:lastRow="0" w:noHBand="0" w:noVBand="1" w:val="04A0"/>
       </w:tblPr>
       <w:tblGrid>
-        <w:gridCol w:w="4320"/>
-        <w:gridCol w:w="4320"/>
+        <w:gridCol w:w="2160"/>
+        <w:gridCol w:w="2160"/>
+        <w:gridCol w:w="2160"/>
+        <w:gridCol w:w="2160"/>
       </w:tblGrid>
       <w:tr>
         <w:tc>
           <w:tcPr>
-            <w:tcW w:type="dxa" w:w="4320"/>
+            <w:tcW w:type="dxa" w:w="2160"/>
             <w:shd w:fill="D3D3D3"/>
           </w:tcPr>
           <w:p>
@@ -1726,12 +2536,34 @@
         </w:tc>
         <w:tc>
           <w:tcPr>
-            <w:tcW w:type="dxa" w:w="4320"/>
+            <w:tcW w:type="dxa" w:w="2160"/>
             <w:shd w:fill="D3D3D3"/>
           </w:tcPr>
           <w:p>
             <w:r>
               <w:t>Type</w:t>
+            </w:r>
+          </w:p>
+        </w:tc>
+        <w:tc>
+          <w:tcPr>
+            <w:tcW w:type="dxa" w:w="2160"/>
+            <w:shd w:fill="D3D3D3"/>
+          </w:tcPr>
+          <w:p>
+            <w:r>
+              <w:t>Description</w:t>
+            </w:r>
+          </w:p>
+        </w:tc>
+        <w:tc>
+          <w:tcPr>
+            <w:tcW w:type="dxa" w:w="2160"/>
+            <w:shd w:fill="D3D3D3"/>
+          </w:tcPr>
+          <w:p>
+            <w:r>
+              <w:t>Example</w:t>
             </w:r>
           </w:p>
         </w:tc>
@@ -1739,7 +2571,7 @@
       <w:tr>
         <w:tc>
           <w:tcPr>
-            <w:tcW w:type="dxa" w:w="4320"/>
+            <w:tcW w:type="dxa" w:w="2160"/>
           </w:tcPr>
           <w:p>
             <w:r>
@@ -1749,11 +2581,31 @@
         </w:tc>
         <w:tc>
           <w:tcPr>
-            <w:tcW w:type="dxa" w:w="4320"/>
+            <w:tcW w:type="dxa" w:w="2160"/>
           </w:tcPr>
           <w:p>
             <w:r>
               <w:t>string</w:t>
+            </w:r>
+          </w:p>
+        </w:tc>
+        <w:tc>
+          <w:tcPr>
+            <w:tcW w:type="dxa" w:w="2160"/>
+          </w:tcPr>
+          <w:p>
+            <w:r>
+              <w:t>N/A</w:t>
+            </w:r>
+          </w:p>
+        </w:tc>
+        <w:tc>
+          <w:tcPr>
+            <w:tcW w:type="dxa" w:w="2160"/>
+          </w:tcPr>
+          <w:p>
+            <w:r>
+              <w:t>OK</w:t>
             </w:r>
           </w:p>
         </w:tc>
@@ -1775,13 +2627,15 @@
         <w:tblLook w:firstColumn="1" w:firstRow="1" w:lastColumn="0" w:lastRow="0" w:noHBand="0" w:noVBand="1" w:val="04A0"/>
       </w:tblPr>
       <w:tblGrid>
-        <w:gridCol w:w="4320"/>
-        <w:gridCol w:w="4320"/>
+        <w:gridCol w:w="2160"/>
+        <w:gridCol w:w="2160"/>
+        <w:gridCol w:w="2160"/>
+        <w:gridCol w:w="2160"/>
       </w:tblGrid>
       <w:tr>
         <w:tc>
           <w:tcPr>
-            <w:tcW w:type="dxa" w:w="4320"/>
+            <w:tcW w:type="dxa" w:w="2160"/>
             <w:shd w:fill="D3D3D3"/>
           </w:tcPr>
           <w:p>
@@ -1792,12 +2646,34 @@
         </w:tc>
         <w:tc>
           <w:tcPr>
-            <w:tcW w:type="dxa" w:w="4320"/>
+            <w:tcW w:type="dxa" w:w="2160"/>
             <w:shd w:fill="D3D3D3"/>
           </w:tcPr>
           <w:p>
             <w:r>
               <w:t>Type</w:t>
+            </w:r>
+          </w:p>
+        </w:tc>
+        <w:tc>
+          <w:tcPr>
+            <w:tcW w:type="dxa" w:w="2160"/>
+            <w:shd w:fill="D3D3D3"/>
+          </w:tcPr>
+          <w:p>
+            <w:r>
+              <w:t>Description</w:t>
+            </w:r>
+          </w:p>
+        </w:tc>
+        <w:tc>
+          <w:tcPr>
+            <w:tcW w:type="dxa" w:w="2160"/>
+            <w:shd w:fill="D3D3D3"/>
+          </w:tcPr>
+          <w:p>
+            <w:r>
+              <w:t>Example</w:t>
             </w:r>
           </w:p>
         </w:tc>
@@ -1805,7 +2681,7 @@
       <w:tr>
         <w:tc>
           <w:tcPr>
-            <w:tcW w:type="dxa" w:w="4320"/>
+            <w:tcW w:type="dxa" w:w="2160"/>
           </w:tcPr>
           <w:p>
             <w:r>
@@ -1815,11 +2691,31 @@
         </w:tc>
         <w:tc>
           <w:tcPr>
-            <w:tcW w:type="dxa" w:w="4320"/>
+            <w:tcW w:type="dxa" w:w="2160"/>
           </w:tcPr>
           <w:p>
             <w:r>
               <w:t>string</w:t>
+            </w:r>
+          </w:p>
+        </w:tc>
+        <w:tc>
+          <w:tcPr>
+            <w:tcW w:type="dxa" w:w="2160"/>
+          </w:tcPr>
+          <w:p>
+            <w:r>
+              <w:t>N/A</w:t>
+            </w:r>
+          </w:p>
+        </w:tc>
+        <w:tc>
+          <w:tcPr>
+            <w:tcW w:type="dxa" w:w="2160"/>
+          </w:tcPr>
+          <w:p>
+            <w:r>
+              <w:t>FAIL</w:t>
             </w:r>
           </w:p>
         </w:tc>
@@ -2022,13 +2918,15 @@
         <w:tblLook w:firstColumn="1" w:firstRow="1" w:lastColumn="0" w:lastRow="0" w:noHBand="0" w:noVBand="1" w:val="04A0"/>
       </w:tblPr>
       <w:tblGrid>
-        <w:gridCol w:w="4320"/>
-        <w:gridCol w:w="4320"/>
+        <w:gridCol w:w="2160"/>
+        <w:gridCol w:w="2160"/>
+        <w:gridCol w:w="2160"/>
+        <w:gridCol w:w="2160"/>
       </w:tblGrid>
       <w:tr>
         <w:tc>
           <w:tcPr>
-            <w:tcW w:type="dxa" w:w="4320"/>
+            <w:tcW w:type="dxa" w:w="2160"/>
             <w:shd w:fill="D3D3D3"/>
           </w:tcPr>
           <w:p>
@@ -2039,12 +2937,34 @@
         </w:tc>
         <w:tc>
           <w:tcPr>
-            <w:tcW w:type="dxa" w:w="4320"/>
+            <w:tcW w:type="dxa" w:w="2160"/>
             <w:shd w:fill="D3D3D3"/>
           </w:tcPr>
           <w:p>
             <w:r>
               <w:t>Type</w:t>
+            </w:r>
+          </w:p>
+        </w:tc>
+        <w:tc>
+          <w:tcPr>
+            <w:tcW w:type="dxa" w:w="2160"/>
+            <w:shd w:fill="D3D3D3"/>
+          </w:tcPr>
+          <w:p>
+            <w:r>
+              <w:t>Description</w:t>
+            </w:r>
+          </w:p>
+        </w:tc>
+        <w:tc>
+          <w:tcPr>
+            <w:tcW w:type="dxa" w:w="2160"/>
+            <w:shd w:fill="D3D3D3"/>
+          </w:tcPr>
+          <w:p>
+            <w:r>
+              <w:t>Example</w:t>
             </w:r>
           </w:p>
         </w:tc>
@@ -2052,7 +2972,7 @@
       <w:tr>
         <w:tc>
           <w:tcPr>
-            <w:tcW w:type="dxa" w:w="4320"/>
+            <w:tcW w:type="dxa" w:w="2160"/>
           </w:tcPr>
           <w:p>
             <w:r>
@@ -2062,11 +2982,31 @@
         </w:tc>
         <w:tc>
           <w:tcPr>
-            <w:tcW w:type="dxa" w:w="4320"/>
+            <w:tcW w:type="dxa" w:w="2160"/>
           </w:tcPr>
           <w:p>
             <w:r>
               <w:t>integer</w:t>
+            </w:r>
+          </w:p>
+        </w:tc>
+        <w:tc>
+          <w:tcPr>
+            <w:tcW w:type="dxa" w:w="2160"/>
+          </w:tcPr>
+          <w:p>
+            <w:r>
+              <w:t>游标，如果数据查询完成则为0，如果不为0继续调用此接口查询，同时将上次的游标数据传给请求数据的page变量</w:t>
+            </w:r>
+          </w:p>
+        </w:tc>
+        <w:tc>
+          <w:tcPr>
+            <w:tcW w:type="dxa" w:w="2160"/>
+          </w:tcPr>
+          <w:p>
+            <w:r>
+              <w:t>0</w:t>
             </w:r>
           </w:p>
         </w:tc>
@@ -2074,7 +3014,7 @@
       <w:tr>
         <w:tc>
           <w:tcPr>
-            <w:tcW w:type="dxa" w:w="4320"/>
+            <w:tcW w:type="dxa" w:w="2160"/>
           </w:tcPr>
           <w:p>
             <w:r>
@@ -2084,11 +3024,325 @@
         </w:tc>
         <w:tc>
           <w:tcPr>
-            <w:tcW w:type="dxa" w:w="4320"/>
-          </w:tcPr>
-          <w:p>
-            <w:r>
-              <w:t>array</w:t>
+            <w:tcW w:type="dxa" w:w="2160"/>
+          </w:tcPr>
+          <w:p>
+            <w:r>
+              <w:t>Array of object</w:t>
+            </w:r>
+          </w:p>
+        </w:tc>
+        <w:tc>
+          <w:tcPr>
+            <w:tcW w:type="dxa" w:w="2160"/>
+          </w:tcPr>
+          <w:p>
+            <w:r>
+              <w:t>N/A</w:t>
+            </w:r>
+          </w:p>
+        </w:tc>
+        <w:tc>
+          <w:tcPr>
+            <w:tcW w:type="dxa" w:w="2160"/>
+          </w:tcPr>
+          <w:p>
+            <w:r>
+              <w:t>N/A</w:t>
+            </w:r>
+          </w:p>
+        </w:tc>
+      </w:tr>
+      <w:tr>
+        <w:tc>
+          <w:tcPr>
+            <w:tcW w:type="dxa" w:w="2160"/>
+          </w:tcPr>
+          <w:p>
+            <w:r>
+              <w:t>data.machine</w:t>
+            </w:r>
+          </w:p>
+        </w:tc>
+        <w:tc>
+          <w:tcPr>
+            <w:tcW w:type="dxa" w:w="2160"/>
+          </w:tcPr>
+          <w:p>
+            <w:r>
+              <w:t>string</w:t>
+            </w:r>
+          </w:p>
+        </w:tc>
+        <w:tc>
+          <w:tcPr>
+            <w:tcW w:type="dxa" w:w="2160"/>
+          </w:tcPr>
+          <w:p>
+            <w:r>
+              <w:t>N/A</w:t>
+            </w:r>
+          </w:p>
+        </w:tc>
+        <w:tc>
+          <w:tcPr>
+            <w:tcW w:type="dxa" w:w="2160"/>
+          </w:tcPr>
+          <w:p>
+            <w:r>
+              <w:t>uuid</w:t>
+            </w:r>
+          </w:p>
+        </w:tc>
+      </w:tr>
+      <w:tr>
+        <w:tc>
+          <w:tcPr>
+            <w:tcW w:type="dxa" w:w="2160"/>
+          </w:tcPr>
+          <w:p>
+            <w:r>
+              <w:t>data.fileuuid</w:t>
+            </w:r>
+          </w:p>
+        </w:tc>
+        <w:tc>
+          <w:tcPr>
+            <w:tcW w:type="dxa" w:w="2160"/>
+          </w:tcPr>
+          <w:p>
+            <w:r>
+              <w:t>string</w:t>
+            </w:r>
+          </w:p>
+        </w:tc>
+        <w:tc>
+          <w:tcPr>
+            <w:tcW w:type="dxa" w:w="2160"/>
+          </w:tcPr>
+          <w:p>
+            <w:r>
+              <w:t>N/A</w:t>
+            </w:r>
+          </w:p>
+        </w:tc>
+        <w:tc>
+          <w:tcPr>
+            <w:tcW w:type="dxa" w:w="2160"/>
+          </w:tcPr>
+          <w:p>
+            <w:r>
+              <w:t>fileuuid</w:t>
+            </w:r>
+          </w:p>
+        </w:tc>
+      </w:tr>
+      <w:tr>
+        <w:tc>
+          <w:tcPr>
+            <w:tcW w:type="dxa" w:w="2160"/>
+          </w:tcPr>
+          <w:p>
+            <w:r>
+              <w:t>data.filename</w:t>
+            </w:r>
+          </w:p>
+        </w:tc>
+        <w:tc>
+          <w:tcPr>
+            <w:tcW w:type="dxa" w:w="2160"/>
+          </w:tcPr>
+          <w:p>
+            <w:r>
+              <w:t>string</w:t>
+            </w:r>
+          </w:p>
+        </w:tc>
+        <w:tc>
+          <w:tcPr>
+            <w:tcW w:type="dxa" w:w="2160"/>
+          </w:tcPr>
+          <w:p>
+            <w:r>
+              <w:t>N/A</w:t>
+            </w:r>
+          </w:p>
+        </w:tc>
+        <w:tc>
+          <w:tcPr>
+            <w:tcW w:type="dxa" w:w="2160"/>
+          </w:tcPr>
+          <w:p>
+            <w:r>
+              <w:t>file1</w:t>
+            </w:r>
+          </w:p>
+        </w:tc>
+      </w:tr>
+      <w:tr>
+        <w:tc>
+          <w:tcPr>
+            <w:tcW w:type="dxa" w:w="2160"/>
+          </w:tcPr>
+          <w:p>
+            <w:r>
+              <w:t>data.filepath</w:t>
+            </w:r>
+          </w:p>
+        </w:tc>
+        <w:tc>
+          <w:tcPr>
+            <w:tcW w:type="dxa" w:w="2160"/>
+          </w:tcPr>
+          <w:p>
+            <w:r>
+              <w:t>string</w:t>
+            </w:r>
+          </w:p>
+        </w:tc>
+        <w:tc>
+          <w:tcPr>
+            <w:tcW w:type="dxa" w:w="2160"/>
+          </w:tcPr>
+          <w:p>
+            <w:r>
+              <w:t>N/A</w:t>
+            </w:r>
+          </w:p>
+        </w:tc>
+        <w:tc>
+          <w:tcPr>
+            <w:tcW w:type="dxa" w:w="2160"/>
+          </w:tcPr>
+          <w:p>
+            <w:r>
+              <w:t>/path/to/file1.txt</w:t>
+            </w:r>
+          </w:p>
+        </w:tc>
+      </w:tr>
+      <w:tr>
+        <w:tc>
+          <w:tcPr>
+            <w:tcW w:type="dxa" w:w="2160"/>
+          </w:tcPr>
+          <w:p>
+            <w:r>
+              <w:t>data.username</w:t>
+            </w:r>
+          </w:p>
+        </w:tc>
+        <w:tc>
+          <w:tcPr>
+            <w:tcW w:type="dxa" w:w="2160"/>
+          </w:tcPr>
+          <w:p>
+            <w:r>
+              <w:t>string</w:t>
+            </w:r>
+          </w:p>
+        </w:tc>
+        <w:tc>
+          <w:tcPr>
+            <w:tcW w:type="dxa" w:w="2160"/>
+          </w:tcPr>
+          <w:p>
+            <w:r>
+              <w:t>N/A</w:t>
+            </w:r>
+          </w:p>
+        </w:tc>
+        <w:tc>
+          <w:tcPr>
+            <w:tcW w:type="dxa" w:w="2160"/>
+          </w:tcPr>
+          <w:p>
+            <w:r>
+              <w:t>user</w:t>
+            </w:r>
+          </w:p>
+        </w:tc>
+      </w:tr>
+      <w:tr>
+        <w:tc>
+          <w:tcPr>
+            <w:tcW w:type="dxa" w:w="2160"/>
+          </w:tcPr>
+          <w:p>
+            <w:r>
+              <w:t>data.time</w:t>
+            </w:r>
+          </w:p>
+        </w:tc>
+        <w:tc>
+          <w:tcPr>
+            <w:tcW w:type="dxa" w:w="2160"/>
+          </w:tcPr>
+          <w:p>
+            <w:r>
+              <w:t>string</w:t>
+            </w:r>
+          </w:p>
+        </w:tc>
+        <w:tc>
+          <w:tcPr>
+            <w:tcW w:type="dxa" w:w="2160"/>
+          </w:tcPr>
+          <w:p>
+            <w:r>
+              <w:t>N/A</w:t>
+            </w:r>
+          </w:p>
+        </w:tc>
+        <w:tc>
+          <w:tcPr>
+            <w:tcW w:type="dxa" w:w="2160"/>
+          </w:tcPr>
+          <w:p>
+            <w:r>
+              <w:t>2024-05-23</w:t>
+            </w:r>
+          </w:p>
+        </w:tc>
+      </w:tr>
+      <w:tr>
+        <w:tc>
+          <w:tcPr>
+            <w:tcW w:type="dxa" w:w="2160"/>
+          </w:tcPr>
+          <w:p>
+            <w:r>
+              <w:t>data.action</w:t>
+            </w:r>
+          </w:p>
+        </w:tc>
+        <w:tc>
+          <w:tcPr>
+            <w:tcW w:type="dxa" w:w="2160"/>
+          </w:tcPr>
+          <w:p>
+            <w:r>
+              <w:t>integer</w:t>
+            </w:r>
+          </w:p>
+        </w:tc>
+        <w:tc>
+          <w:tcPr>
+            <w:tcW w:type="dxa" w:w="2160"/>
+          </w:tcPr>
+          <w:p>
+            <w:r>
+              <w:t>N/A</w:t>
+            </w:r>
+          </w:p>
+        </w:tc>
+        <w:tc>
+          <w:tcPr>
+            <w:tcW w:type="dxa" w:w="2160"/>
+          </w:tcPr>
+          <w:p>
+            <w:r>
+              <w:t>0</w:t>
             </w:r>
           </w:p>
         </w:tc>
@@ -2110,13 +3364,15 @@
         <w:tblLook w:firstColumn="1" w:firstRow="1" w:lastColumn="0" w:lastRow="0" w:noHBand="0" w:noVBand="1" w:val="04A0"/>
       </w:tblPr>
       <w:tblGrid>
-        <w:gridCol w:w="4320"/>
-        <w:gridCol w:w="4320"/>
+        <w:gridCol w:w="2160"/>
+        <w:gridCol w:w="2160"/>
+        <w:gridCol w:w="2160"/>
+        <w:gridCol w:w="2160"/>
       </w:tblGrid>
       <w:tr>
         <w:tc>
           <w:tcPr>
-            <w:tcW w:type="dxa" w:w="4320"/>
+            <w:tcW w:type="dxa" w:w="2160"/>
             <w:shd w:fill="D3D3D3"/>
           </w:tcPr>
           <w:p>
@@ -2127,12 +3383,34 @@
         </w:tc>
         <w:tc>
           <w:tcPr>
-            <w:tcW w:type="dxa" w:w="4320"/>
+            <w:tcW w:type="dxa" w:w="2160"/>
             <w:shd w:fill="D3D3D3"/>
           </w:tcPr>
           <w:p>
             <w:r>
               <w:t>Type</w:t>
+            </w:r>
+          </w:p>
+        </w:tc>
+        <w:tc>
+          <w:tcPr>
+            <w:tcW w:type="dxa" w:w="2160"/>
+            <w:shd w:fill="D3D3D3"/>
+          </w:tcPr>
+          <w:p>
+            <w:r>
+              <w:t>Description</w:t>
+            </w:r>
+          </w:p>
+        </w:tc>
+        <w:tc>
+          <w:tcPr>
+            <w:tcW w:type="dxa" w:w="2160"/>
+            <w:shd w:fill="D3D3D3"/>
+          </w:tcPr>
+          <w:p>
+            <w:r>
+              <w:t>Example</w:t>
             </w:r>
           </w:p>
         </w:tc>
@@ -2140,7 +3418,7 @@
       <w:tr>
         <w:tc>
           <w:tcPr>
-            <w:tcW w:type="dxa" w:w="4320"/>
+            <w:tcW w:type="dxa" w:w="2160"/>
           </w:tcPr>
           <w:p>
             <w:r>
@@ -2150,11 +3428,31 @@
         </w:tc>
         <w:tc>
           <w:tcPr>
-            <w:tcW w:type="dxa" w:w="4320"/>
+            <w:tcW w:type="dxa" w:w="2160"/>
           </w:tcPr>
           <w:p>
             <w:r>
               <w:t>string</w:t>
+            </w:r>
+          </w:p>
+        </w:tc>
+        <w:tc>
+          <w:tcPr>
+            <w:tcW w:type="dxa" w:w="2160"/>
+          </w:tcPr>
+          <w:p>
+            <w:r>
+              <w:t>N/A</w:t>
+            </w:r>
+          </w:p>
+        </w:tc>
+        <w:tc>
+          <w:tcPr>
+            <w:tcW w:type="dxa" w:w="2160"/>
+          </w:tcPr>
+          <w:p>
+            <w:r>
+              <w:t>FAIL</w:t>
             </w:r>
           </w:p>
         </w:tc>
@@ -2357,13 +3655,15 @@
         <w:tblLook w:firstColumn="1" w:firstRow="1" w:lastColumn="0" w:lastRow="0" w:noHBand="0" w:noVBand="1" w:val="04A0"/>
       </w:tblPr>
       <w:tblGrid>
-        <w:gridCol w:w="4320"/>
-        <w:gridCol w:w="4320"/>
+        <w:gridCol w:w="2160"/>
+        <w:gridCol w:w="2160"/>
+        <w:gridCol w:w="2160"/>
+        <w:gridCol w:w="2160"/>
       </w:tblGrid>
       <w:tr>
         <w:tc>
           <w:tcPr>
-            <w:tcW w:type="dxa" w:w="4320"/>
+            <w:tcW w:type="dxa" w:w="2160"/>
             <w:shd w:fill="D3D3D3"/>
           </w:tcPr>
           <w:p>
@@ -2374,12 +3674,34 @@
         </w:tc>
         <w:tc>
           <w:tcPr>
-            <w:tcW w:type="dxa" w:w="4320"/>
+            <w:tcW w:type="dxa" w:w="2160"/>
             <w:shd w:fill="D3D3D3"/>
           </w:tcPr>
           <w:p>
             <w:r>
               <w:t>Type</w:t>
+            </w:r>
+          </w:p>
+        </w:tc>
+        <w:tc>
+          <w:tcPr>
+            <w:tcW w:type="dxa" w:w="2160"/>
+            <w:shd w:fill="D3D3D3"/>
+          </w:tcPr>
+          <w:p>
+            <w:r>
+              <w:t>Description</w:t>
+            </w:r>
+          </w:p>
+        </w:tc>
+        <w:tc>
+          <w:tcPr>
+            <w:tcW w:type="dxa" w:w="2160"/>
+            <w:shd w:fill="D3D3D3"/>
+          </w:tcPr>
+          <w:p>
+            <w:r>
+              <w:t>Example</w:t>
             </w:r>
           </w:p>
         </w:tc>
@@ -2387,7 +3709,7 @@
       <w:tr>
         <w:tc>
           <w:tcPr>
-            <w:tcW w:type="dxa" w:w="4320"/>
+            <w:tcW w:type="dxa" w:w="2160"/>
           </w:tcPr>
           <w:p>
             <w:r>
@@ -2397,11 +3719,31 @@
         </w:tc>
         <w:tc>
           <w:tcPr>
-            <w:tcW w:type="dxa" w:w="4320"/>
+            <w:tcW w:type="dxa" w:w="2160"/>
           </w:tcPr>
           <w:p>
             <w:r>
               <w:t>integer</w:t>
+            </w:r>
+          </w:p>
+        </w:tc>
+        <w:tc>
+          <w:tcPr>
+            <w:tcW w:type="dxa" w:w="2160"/>
+          </w:tcPr>
+          <w:p>
+            <w:r>
+              <w:t>游标，如果数据查询完成则为0，如果不为0继续调用此接口查询，同时将上次的游标数据传给请求数据的page变量</w:t>
+            </w:r>
+          </w:p>
+        </w:tc>
+        <w:tc>
+          <w:tcPr>
+            <w:tcW w:type="dxa" w:w="2160"/>
+          </w:tcPr>
+          <w:p>
+            <w:r>
+              <w:t>0</w:t>
             </w:r>
           </w:p>
         </w:tc>
@@ -2409,7 +3751,7 @@
       <w:tr>
         <w:tc>
           <w:tcPr>
-            <w:tcW w:type="dxa" w:w="4320"/>
+            <w:tcW w:type="dxa" w:w="2160"/>
           </w:tcPr>
           <w:p>
             <w:r>
@@ -2419,11 +3761,199 @@
         </w:tc>
         <w:tc>
           <w:tcPr>
-            <w:tcW w:type="dxa" w:w="4320"/>
-          </w:tcPr>
-          <w:p>
-            <w:r>
-              <w:t>array</w:t>
+            <w:tcW w:type="dxa" w:w="2160"/>
+          </w:tcPr>
+          <w:p>
+            <w:r>
+              <w:t>Array of object</w:t>
+            </w:r>
+          </w:p>
+        </w:tc>
+        <w:tc>
+          <w:tcPr>
+            <w:tcW w:type="dxa" w:w="2160"/>
+          </w:tcPr>
+          <w:p>
+            <w:r>
+              <w:t>N/A</w:t>
+            </w:r>
+          </w:p>
+        </w:tc>
+        <w:tc>
+          <w:tcPr>
+            <w:tcW w:type="dxa" w:w="2160"/>
+          </w:tcPr>
+          <w:p>
+            <w:r>
+              <w:t>N/A</w:t>
+            </w:r>
+          </w:p>
+        </w:tc>
+      </w:tr>
+      <w:tr>
+        <w:tc>
+          <w:tcPr>
+            <w:tcW w:type="dxa" w:w="2160"/>
+          </w:tcPr>
+          <w:p>
+            <w:r>
+              <w:t>data.filename</w:t>
+            </w:r>
+          </w:p>
+        </w:tc>
+        <w:tc>
+          <w:tcPr>
+            <w:tcW w:type="dxa" w:w="2160"/>
+          </w:tcPr>
+          <w:p>
+            <w:r>
+              <w:t>string</w:t>
+            </w:r>
+          </w:p>
+        </w:tc>
+        <w:tc>
+          <w:tcPr>
+            <w:tcW w:type="dxa" w:w="2160"/>
+          </w:tcPr>
+          <w:p>
+            <w:r>
+              <w:t>N/A</w:t>
+            </w:r>
+          </w:p>
+        </w:tc>
+        <w:tc>
+          <w:tcPr>
+            <w:tcW w:type="dxa" w:w="2160"/>
+          </w:tcPr>
+          <w:p>
+            <w:r>
+              <w:t>file1</w:t>
+            </w:r>
+          </w:p>
+        </w:tc>
+      </w:tr>
+      <w:tr>
+        <w:tc>
+          <w:tcPr>
+            <w:tcW w:type="dxa" w:w="2160"/>
+          </w:tcPr>
+          <w:p>
+            <w:r>
+              <w:t>data.fileuuid</w:t>
+            </w:r>
+          </w:p>
+        </w:tc>
+        <w:tc>
+          <w:tcPr>
+            <w:tcW w:type="dxa" w:w="2160"/>
+          </w:tcPr>
+          <w:p>
+            <w:r>
+              <w:t>string</w:t>
+            </w:r>
+          </w:p>
+        </w:tc>
+        <w:tc>
+          <w:tcPr>
+            <w:tcW w:type="dxa" w:w="2160"/>
+          </w:tcPr>
+          <w:p>
+            <w:r>
+              <w:t>N/A</w:t>
+            </w:r>
+          </w:p>
+        </w:tc>
+        <w:tc>
+          <w:tcPr>
+            <w:tcW w:type="dxa" w:w="2160"/>
+          </w:tcPr>
+          <w:p>
+            <w:r>
+              <w:t>file1uuid</w:t>
+            </w:r>
+          </w:p>
+        </w:tc>
+      </w:tr>
+      <w:tr>
+        <w:tc>
+          <w:tcPr>
+            <w:tcW w:type="dxa" w:w="2160"/>
+          </w:tcPr>
+          <w:p>
+            <w:r>
+              <w:t>data.filepath</w:t>
+            </w:r>
+          </w:p>
+        </w:tc>
+        <w:tc>
+          <w:tcPr>
+            <w:tcW w:type="dxa" w:w="2160"/>
+          </w:tcPr>
+          <w:p>
+            <w:r>
+              <w:t>string</w:t>
+            </w:r>
+          </w:p>
+        </w:tc>
+        <w:tc>
+          <w:tcPr>
+            <w:tcW w:type="dxa" w:w="2160"/>
+          </w:tcPr>
+          <w:p>
+            <w:r>
+              <w:t>N/A</w:t>
+            </w:r>
+          </w:p>
+        </w:tc>
+        <w:tc>
+          <w:tcPr>
+            <w:tcW w:type="dxa" w:w="2160"/>
+          </w:tcPr>
+          <w:p>
+            <w:r>
+              <w:t>/path/to/file1.txt</w:t>
+            </w:r>
+          </w:p>
+        </w:tc>
+      </w:tr>
+      <w:tr>
+        <w:tc>
+          <w:tcPr>
+            <w:tcW w:type="dxa" w:w="2160"/>
+          </w:tcPr>
+          <w:p>
+            <w:r>
+              <w:t>data.machine</w:t>
+            </w:r>
+          </w:p>
+        </w:tc>
+        <w:tc>
+          <w:tcPr>
+            <w:tcW w:type="dxa" w:w="2160"/>
+          </w:tcPr>
+          <w:p>
+            <w:r>
+              <w:t>string</w:t>
+            </w:r>
+          </w:p>
+        </w:tc>
+        <w:tc>
+          <w:tcPr>
+            <w:tcW w:type="dxa" w:w="2160"/>
+          </w:tcPr>
+          <w:p>
+            <w:r>
+              <w:t>N/A</w:t>
+            </w:r>
+          </w:p>
+        </w:tc>
+        <w:tc>
+          <w:tcPr>
+            <w:tcW w:type="dxa" w:w="2160"/>
+          </w:tcPr>
+          <w:p>
+            <w:r>
+              <w:t>f526255265340d994510f8d1652e1eb1</w:t>
             </w:r>
           </w:p>
         </w:tc>
@@ -2445,13 +3975,15 @@
         <w:tblLook w:firstColumn="1" w:firstRow="1" w:lastColumn="0" w:lastRow="0" w:noHBand="0" w:noVBand="1" w:val="04A0"/>
       </w:tblPr>
       <w:tblGrid>
-        <w:gridCol w:w="4320"/>
-        <w:gridCol w:w="4320"/>
+        <w:gridCol w:w="2160"/>
+        <w:gridCol w:w="2160"/>
+        <w:gridCol w:w="2160"/>
+        <w:gridCol w:w="2160"/>
       </w:tblGrid>
       <w:tr>
         <w:tc>
           <w:tcPr>
-            <w:tcW w:type="dxa" w:w="4320"/>
+            <w:tcW w:type="dxa" w:w="2160"/>
             <w:shd w:fill="D3D3D3"/>
           </w:tcPr>
           <w:p>
@@ -2462,12 +3994,34 @@
         </w:tc>
         <w:tc>
           <w:tcPr>
-            <w:tcW w:type="dxa" w:w="4320"/>
+            <w:tcW w:type="dxa" w:w="2160"/>
             <w:shd w:fill="D3D3D3"/>
           </w:tcPr>
           <w:p>
             <w:r>
               <w:t>Type</w:t>
+            </w:r>
+          </w:p>
+        </w:tc>
+        <w:tc>
+          <w:tcPr>
+            <w:tcW w:type="dxa" w:w="2160"/>
+            <w:shd w:fill="D3D3D3"/>
+          </w:tcPr>
+          <w:p>
+            <w:r>
+              <w:t>Description</w:t>
+            </w:r>
+          </w:p>
+        </w:tc>
+        <w:tc>
+          <w:tcPr>
+            <w:tcW w:type="dxa" w:w="2160"/>
+            <w:shd w:fill="D3D3D3"/>
+          </w:tcPr>
+          <w:p>
+            <w:r>
+              <w:t>Example</w:t>
             </w:r>
           </w:p>
         </w:tc>
@@ -2475,7 +4029,7 @@
       <w:tr>
         <w:tc>
           <w:tcPr>
-            <w:tcW w:type="dxa" w:w="4320"/>
+            <w:tcW w:type="dxa" w:w="2160"/>
           </w:tcPr>
           <w:p>
             <w:r>
@@ -2485,11 +4039,31 @@
         </w:tc>
         <w:tc>
           <w:tcPr>
-            <w:tcW w:type="dxa" w:w="4320"/>
+            <w:tcW w:type="dxa" w:w="2160"/>
           </w:tcPr>
           <w:p>
             <w:r>
               <w:t>string</w:t>
+            </w:r>
+          </w:p>
+        </w:tc>
+        <w:tc>
+          <w:tcPr>
+            <w:tcW w:type="dxa" w:w="2160"/>
+          </w:tcPr>
+          <w:p>
+            <w:r>
+              <w:t>N/A</w:t>
+            </w:r>
+          </w:p>
+        </w:tc>
+        <w:tc>
+          <w:tcPr>
+            <w:tcW w:type="dxa" w:w="2160"/>
+          </w:tcPr>
+          <w:p>
+            <w:r>
+              <w:t>FAIL</w:t>
             </w:r>
           </w:p>
         </w:tc>
